--- a/Programacion II/Kit docente/Clase 4/Solucion Taller Clase 4 - VetCare.docx
+++ b/Programacion II/Kit docente/Clase 4/Solucion Taller Clase 4 - VetCare.docx
@@ -117,7 +117,7 @@
           <w:color w:val="2B2B2B"/>
           <w:sz w:val="22"/>
         </w:rPr>
-        <w:t>Paso 4 resuelto: la ventana extiende JFrame y en el constructor llama a super("VetCare - Buscar expediente"). Se crea un JPanel superior (que trae FlowLayout por defecto) y se le agregan el JLabel del rotulo, el JTextField de 12 columnas y el JButton. Sobre el frame se llama setLayout(new BorderLayout(10, 10)) y se agregan add(panelSuperior, BorderLayout.NORTH), add(lblResultado, BorderLayout.CENTER) y add(pie, BorderLayout.SOUTH). Se cierra la configuracion con setDefaultCloseOperation(JFrame.EXIT_ON_CLOSE) para que cerrar la ventana termine el proceso, setSize(600, 230) para darle tamano y setLocationRelativeTo(null) para centrarla en pantalla; el setVisible(true) se llama desde el main.</w:t>
+        <w:t>Paso 4 resuelto: la ventana extiende JFrame y en el constructor llama a super("Clinica - Buscar expediente"). Se crea un JPanel superior (que trae FlowLayout por defecto) y se le agregan el JLabel del rotulo, el JTextField de 12 columnas y el JButton. Sobre el frame se llama setLayout(new BorderLayout(10, 10)) y se agregan add(panelSuperior, BorderLayout.NORTH), add(lblResultado, BorderLayout.CENTER) y add(pie, BorderLayout.SOUTH). Se cierra la configuracion con setDefaultCloseOperation(JFrame.EXIT_ON_CLOSE) para que cerrar la ventana termine el proceso, setSize(600, 230) para darle tamano y setLocationRelativeTo(null) para centrarla en pantalla; el setVisible(true) se llama desde el main.</w:t>
       </w:r>
     </w:p>
     <w:p>
@@ -132,7 +132,7 @@
           <w:color w:val="2B2B2B"/>
           <w:sz w:val="22"/>
         </w:rPr>
-        <w:t>Paso 5 resuelto: el evento se conecta con btnBuscar.addActionListener(e -&gt; buscar()); y ademas con txtId.addActionListener(e -&gt; buscar()); para que la tecla Enter tambien busque. El metodo buscar hace todo dentro de try-catch: toma el texto con txtId.getText().trim().toUpperCase(), lanza IllegalArgumentException si quedo vacio, consulta expedientes.get(id), y si el resultado es null actualiza el JLabel y muestra JOptionPane.showMessageDialog(this, mensaje, "Sin resultados", JOptionPane.WARNING_MESSAGE); si existe, pinta los datos con lblResultado.setText("&lt;html&gt;...&lt;/html&gt;"), que permite varias lineas dentro de un JLabel. El main arranca con SwingUtilities.invokeLater(() -&gt; new VetCareBuscarExpediente().setVisible(true)) para construir la interfaz en el hilo de eventos (EDT), que es el unico autorizado a tocar componentes Swing.</w:t>
+        <w:t>Paso 5 resuelto: el evento se conecta con btnBuscar.addActionListener(e -&gt; buscar()); y ademas con txtId.addActionListener(e -&gt; buscar()); para que la tecla Enter tambien busque. El metodo buscar hace todo dentro de try-catch: toma el texto con txtId.getText().trim().toUpperCase(), lanza IllegalArgumentException si quedo vacio, consulta expedientes.get(id), y si el resultado es null actualiza el JLabel y muestra JOptionPane.showMessageDialog(this, mensaje, "Sin resultados", JOptionPane.WARNING_MESSAGE); si existe, pinta los datos con lblResultado.setText("&lt;html&gt;...&lt;/html&gt;"), que permite varias lineas dentro de un JLabel. El main arranca con SwingUtilities.invokeLater(() -&gt; new ClinicaBuscarExpediente().setVisible(true)) para construir la interfaz en el hilo de eventos (EDT), que es el unico autorizado a tocar componentes Swing.</w:t>
       </w:r>
     </w:p>
     <w:p>
